--- a/examples/legal_demo-bound.docx
+++ b/examples/legal_demo-bound.docx
@@ -501,8 +501,8 @@
         <w:tblLook w:val="04A0" w:firstRow="1" w:lastRow="0" w:firstColumn="0" w:lastColumn="0" w:noHBand="0" w:noVBand="1"/>
       </w:tblPr>
       <w:tblGrid>
-        <w:gridCol/>
-        <w:gridCol/>
+        <w:gridCol w:w="4680"/>
+        <w:gridCol w:w="4680"/>
       </w:tblGrid>
       <w:tr>
         <w:tc>
